--- a/KHBD_Tin_học/Lớp_8/Tuần_30/KHBD_Tin_hoc_Lớp_8_Tiet30_Bai_13_Bieu_dien_du_lieu_Tiet_1.docx
+++ b/KHBD_Tin_học/Lớp_8/Tuần_30/KHBD_Tin_hoc_Lớp_8_Tiet30_Bai_13_Bieu_dien_du_lieu_Tiet_1.docx
@@ -359,34 +359,30 @@
     </w:p>
     <w:p>
       <w:pPr>
-        <w:spacing w:line="276" w:lineRule="auto" w:after="60" w:before="0"/>
-        <w:ind w:firstLine="0" w:left="850"/>
-        <w:jc w:val="both"/>
-      </w:pPr>
-      <w:r>
-        <w:rPr>
-          <w:rFonts w:ascii="Times New Roman" w:hAnsi="Times New Roman" w:eastAsia="Times New Roman"/>
-          <w:b w:val="0"/>
-          <w:i w:val="0"/>
-          <w:sz w:val="26"/>
-        </w:rPr>
-        <w:t>- Miền I. Khai thác dữ liệu và thông tin (thành tố 1.1. Duyệt, tìm kiếm và lọc dữ liệu, thông tin và nội dung số – Bậc 4): Khai thác thông tin số phục vụ bài học. (Đạt được thông qua Hoạt động 2)</w:t>
-      </w:r>
-    </w:p>
-    <w:p>
-      <w:pPr>
-        <w:spacing w:line="276" w:lineRule="auto" w:after="60" w:before="0"/>
-        <w:ind w:firstLine="0" w:left="850"/>
-        <w:jc w:val="both"/>
-      </w:pPr>
-      <w:r>
-        <w:rPr>
-          <w:rFonts w:ascii="Times New Roman" w:hAnsi="Times New Roman" w:eastAsia="Times New Roman"/>
-          <w:b w:val="0"/>
-          <w:i w:val="0"/>
-          <w:sz w:val="26"/>
-        </w:rPr>
-        <w:t>- Miền IV. An toàn (thành tố 4.1. Bảo vệ thiết bị và nội dung số – Bậc 4): Tuân thủ quy tắc an toàn thiết bị và bảo vệ dữ liệu. (Đạt được thông qua Hoạt động 3, Hoạt động 4)</w:t>
+        <w:spacing w:line="276" w:lineRule="auto" w:after="0" w:before="0"/>
+        <w:ind w:left="850" w:firstLine="0"/>
+        <w:jc w:val="both"/>
+      </w:pPr>
+      <w:r>
+        <w:rPr>
+          <w:rFonts w:ascii="Times New Roman" w:hAnsi="Times New Roman" w:cs="Times New Roman"/>
+          <w:sz w:val="26"/>
+        </w:rPr>
+        <w:t>- 1.3.CB4a: Sắp xếp được thông tin, dữ liệu, nội dung để dễ dàng lưu trữ và truy xuất. (Tổ chức, lưu trữ, đổi tên và sắp xếp dữ liệu, tệp tin và thư mục khoa học). (Đạt được thông qua Hoạt động 2, Hoạt động 3)</w:t>
+      </w:r>
+    </w:p>
+    <w:p>
+      <w:pPr>
+        <w:spacing w:line="276" w:lineRule="auto" w:after="0" w:before="0"/>
+        <w:ind w:left="850" w:firstLine="0"/>
+        <w:jc w:val="both"/>
+      </w:pPr>
+      <w:r>
+        <w:rPr>
+          <w:rFonts w:ascii="Times New Roman" w:hAnsi="Times New Roman" w:cs="Times New Roman"/>
+          <w:sz w:val="26"/>
+        </w:rPr>
+        <w:t>- 1.1.CB4c: Mô tả được cách truy cập những dữ liệu, thông tin và nội dung này cũng như điều hướng giữa chúng. (Nhận diện, tìm kiếm và truy xuất thông tin, dữ liệu trong môi trường máy tính). (Đạt được thông qua Hoạt động 1, Hoạt động 4)</w:t>
       </w:r>
     </w:p>
     <w:p>
